--- a/testakten/grunderwerbsteuer-sharedeal-closing-waldkrone/01-partnerauftrag-closing.docx
+++ b/testakten/grunderwerbsteuer-sharedeal-closing-waldkrone/01-partnerauftrag-closing.docx
@@ -484,7 +484,7 @@
         <w:jc w:val="left"/>
       </w:pPr>
       <w:r>
-        <w:t>henriette.alvensleben@alvensleben-kayser-becker.test</w:t>
+        <w:t>henriette.alvensleben@alvensleben-kayser-becker.de</w:t>
       </w:r>
     </w:p>
     <w:sectPr>
